--- a/docs/ahg-2026/kit/step-cards/2-design-your-agent.docx
+++ b/docs/ahg-2026/kit/step-cards/2-design-your-agent.docx
@@ -38,7 +38,7 @@
     </w:p>
     <w:p>
       <w:r>
-        <w:t>Your own agent: the file my-agent/SKILL.md, with your answers in it and your name on it.</w:t>
+        <w:t>Your own agent, with your answers in it and your name on it: the file SKILL.md.</w:t>
       </w:r>
     </w:p>
     <w:p>
@@ -52,6 +52,10 @@
     <w:p>
       <w:pPr>
         <w:pStyle w:val="ListNumber"/>
+        <w:numPr>
+          <w:ilvl w:val="0"/>
+          <w:numId w:val="10"/>
+        </w:numPr>
       </w:pPr>
       <w:r>
         <w:t>Pick one role card: documents and alternate formats; course content and faculty coaching; or compliance and procurement.</w:t>
@@ -60,6 +64,10 @@
     <w:p>
       <w:pPr>
         <w:pStyle w:val="ListNumber"/>
+        <w:numPr>
+          <w:ilvl w:val="0"/>
+          <w:numId w:val="10"/>
+        </w:numPr>
       </w:pPr>
       <w:r>
         <w:t>Think of one real problem from your job. Nothing private: no student names, records or accommodation details.</w:t>
@@ -67,15 +75,99 @@
     </w:p>
     <w:p>
       <w:pPr>
-        <w:pStyle w:val="ListNumber"/>
+        <w:pStyle w:val="Heading3"/>
       </w:pPr>
       <w:r>
-        <w:t>Open Copilot Chat: Control+Alt+I on Windows, or Command+Control+I on a Mac.</w:t>
+        <w:t>In a browser</w:t>
       </w:r>
     </w:p>
     <w:p>
       <w:pPr>
         <w:pStyle w:val="ListNumber"/>
+        <w:numPr>
+          <w:ilvl w:val="0"/>
+          <w:numId w:val="11"/>
+        </w:numPr>
+      </w:pPr>
+      <w:r>
+        <w:t>On letitglow.app/ahg/assistant, under "Block 2: design your agent", press the Copy button.</w:t>
+      </w:r>
+    </w:p>
+    <w:p>
+      <w:pPr>
+        <w:pStyle w:val="ListNumber"/>
+        <w:numPr>
+          <w:ilvl w:val="0"/>
+          <w:numId w:val="11"/>
+        </w:numPr>
+      </w:pPr>
+      <w:r>
+        <w:t>Switch to your assistant's tab with Control+Tab, move to the message box, paste with Control+V on Windows or Command+V on a Mac, and press Enter.</w:t>
+      </w:r>
+    </w:p>
+    <w:p>
+      <w:pPr>
+        <w:pStyle w:val="ListNumber"/>
+        <w:numPr>
+          <w:ilvl w:val="0"/>
+          <w:numId w:val="11"/>
+        </w:numPr>
+      </w:pPr>
+      <w:r>
+        <w:t>Answer your assistant's questions one at a time: your role card and problem, then role, task, trusted guidance, output format and human review, then your name and institution. Borrow from the example whenever you like.</w:t>
+      </w:r>
+    </w:p>
+    <w:p>
+      <w:pPr>
+        <w:pStyle w:val="ListNumber"/>
+        <w:numPr>
+          <w:ilvl w:val="0"/>
+          <w:numId w:val="11"/>
+        </w:numPr>
+      </w:pPr>
+      <w:r>
+        <w:t>Your assistant gives your agent back in a box with a Copy button. Press that Copy button.</w:t>
+      </w:r>
+    </w:p>
+    <w:p>
+      <w:pPr>
+        <w:pStyle w:val="ListNumber"/>
+        <w:numPr>
+          <w:ilvl w:val="0"/>
+          <w:numId w:val="11"/>
+        </w:numPr>
+      </w:pPr>
+      <w:r>
+        <w:t>Open letitglow.app/ahg/share in a new tab. Paste your agent into "Your agent, as text", then press "Download as SKILL.md". Your browser saves it, usually in your Downloads folder. Do not share it yet.</w:t>
+      </w:r>
+    </w:p>
+    <w:p>
+      <w:pPr>
+        <w:pStyle w:val="Heading3"/>
+      </w:pPr>
+      <w:r>
+        <w:t>In VS Code</w:t>
+      </w:r>
+    </w:p>
+    <w:p>
+      <w:pPr>
+        <w:pStyle w:val="ListNumber"/>
+        <w:numPr>
+          <w:ilvl w:val="0"/>
+          <w:numId w:val="12"/>
+        </w:numPr>
+      </w:pPr>
+      <w:r>
+        <w:t>Open Copilot Chat: Control+Alt+I on Windows, or Control+Command+I on a Mac.</w:t>
+      </w:r>
+    </w:p>
+    <w:p>
+      <w:pPr>
+        <w:pStyle w:val="ListNumber"/>
+        <w:numPr>
+          <w:ilvl w:val="0"/>
+          <w:numId w:val="12"/>
+        </w:numPr>
       </w:pPr>
       <w:r>
         <w:t>Type /design-my-agent and press Enter.</w:t>
@@ -84,6 +176,10 @@
     <w:p>
       <w:pPr>
         <w:pStyle w:val="ListNumber"/>
+        <w:numPr>
+          <w:ilvl w:val="0"/>
+          <w:numId w:val="12"/>
+        </w:numPr>
       </w:pPr>
       <w:r>
         <w:t>Answer Copilot's questions one at a time: role, task, trusted guidance, output format, human review. Borrow from the example whenever you like.</w:t>
@@ -92,14 +188,22 @@
     <w:p>
       <w:pPr>
         <w:pStyle w:val="ListNumber"/>
+        <w:numPr>
+          <w:ilvl w:val="0"/>
+          <w:numId w:val="12"/>
+        </w:numPr>
       </w:pPr>
       <w:r>
-        <w:t>Copilot writes your answers into my-agent/SKILL.md and reads the file back to you.</w:t>
+        <w:t>Copilot writes your answers into my-agent/SKILL.md and reads the file back to you. If it asks before it changes the file, allow it.</w:t>
       </w:r>
     </w:p>
     <w:p>
       <w:pPr>
         <w:pStyle w:val="ListNumber"/>
+        <w:numPr>
+          <w:ilvl w:val="0"/>
+          <w:numId w:val="12"/>
+        </w:numPr>
       </w:pPr>
       <w:r>
         <w:t>Optional: open my-agent/SKILL.md to read it yourself. Press Control+P on Windows or Command+P on a Mac, type SKILL, and choose my-agent.</w:t>
@@ -115,12 +219,12 @@
     </w:p>
     <w:p>
       <w:r>
-        <w:t>Copilot tells you one specific thing your agent does well.</w:t>
+        <w:t>Your assistant or Copilot tells you one specific thing your agent does well.</w:t>
       </w:r>
     </w:p>
     <w:p>
       <w:r>
-        <w:t>To see a finished example first, open examples/maria-alternate-format-planner.md.</w:t>
+        <w:t>To see a finished example first, open examples/maria-alternate-format-planner.md, or the same file at letitglow.app/ahg/kit.</w:t>
       </w:r>
     </w:p>
     <w:p>
@@ -133,7 +237,7 @@
     </w:p>
     <w:p>
       <w:r>
-        <w:t>Open examples/agents in the Explorer, pick the ready-made agent nearest your card, copy its SKILL.md text, and paste it over my-agent/SKILL.md. Then change the author line to your name. That is a real agent, and it is yours now.</w:t>
+        <w:t>Start from a ready-made agent. At letitglow.app/ahg/kit, under Ready-made agents, open the one nearest your card and press "Copy this file's text". In a browser, paste it into your assistant as your agent. In VS Code, paste it over my-agent/SKILL.md. Then change the author line to your name. That is a real agent, and it is yours now.</w:t>
       </w:r>
     </w:p>
     <w:p>
@@ -399,6 +503,24 @@
   </w:num>
   <w:num w:numId="9">
     <w:abstractNumId w:val="0"/>
+  </w:num>
+  <w:num w:numId="10">
+    <w:abstractNumId w:val="7"/>
+    <w:lvlOverride w:ilvl="0">
+      <w:startOverride w:val="1"/>
+    </w:lvlOverride>
+  </w:num>
+  <w:num w:numId="11">
+    <w:abstractNumId w:val="7"/>
+    <w:lvlOverride w:ilvl="0">
+      <w:startOverride w:val="1"/>
+    </w:lvlOverride>
+  </w:num>
+  <w:num w:numId="12">
+    <w:abstractNumId w:val="7"/>
+    <w:lvlOverride w:ilvl="0">
+      <w:startOverride w:val="1"/>
+    </w:lvlOverride>
   </w:num>
 </w:numbering>
 </file>

--- a/docs/ahg-2026/kit/step-cards/2-design-your-agent.docx
+++ b/docs/ahg-2026/kit/step-cards/2-design-your-agent.docx
@@ -12,7 +12,7 @@
     </w:p>
     <w:p>
       <w:r>
-        <w:t>Block 2 of 7, 10:50 to 11:50.</w:t>
+        <w:t>Block 2 of 7, 10:50 to 11:40.</w:t>
       </w:r>
     </w:p>
     <w:p>
@@ -25,7 +25,7 @@
     </w:p>
     <w:p>
       <w:r>
-        <w:t>Step 2 of 7: your agent, as five plain-English answers.</w:t>
+        <w:t>Step 2 of 7: your agent, as six plain-English answers.</w:t>
       </w:r>
     </w:p>
     <w:p>
@@ -114,7 +114,7 @@
         </w:numPr>
       </w:pPr>
       <w:r>
-        <w:t>Answer your assistant's questions one at a time: your role card and problem, then role, task, trusted guidance, output format and human review, then your name and institution. Borrow from the example whenever you like.</w:t>
+        <w:t>Answer your assistant's questions one at a time: your role card and problem, then role, task, trusted guidance, output format, an example of a good answer and human review, then your name and institution. Borrow from the example whenever you like.</w:t>
       </w:r>
     </w:p>
     <w:p>
@@ -182,7 +182,7 @@
         </w:numPr>
       </w:pPr>
       <w:r>
-        <w:t>Answer Copilot's questions one at a time: role, task, trusted guidance, output format, human review. Borrow from the example whenever you like.</w:t>
+        <w:t>Answer Copilot's questions one at a time: role, task, trusted guidance, output format, an example of a good answer, human review. Borrow from the example whenever you like.</w:t>
       </w:r>
     </w:p>
     <w:p>

--- a/docs/ahg-2026/kit/step-cards/2-design-your-agent.docx
+++ b/docs/ahg-2026/kit/step-cards/2-design-your-agent.docx
@@ -12,6 +12,7 @@
     </w:p>
     <w:p>
       <w:r>
+        <w:rPr/>
         <w:t>Block 2 of 7, 10:50 to 11:40.</w:t>
       </w:r>
     </w:p>
@@ -25,6 +26,7 @@
     </w:p>
     <w:p>
       <w:r>
+        <w:rPr/>
         <w:t>Step 2 of 7: your agent, as six plain-English answers.</w:t>
       </w:r>
     </w:p>
@@ -38,6 +40,7 @@
     </w:p>
     <w:p>
       <w:r>
+        <w:rPr/>
         <w:t>Your own agent, with your answers in it and your name on it: the file SKILL.md.</w:t>
       </w:r>
     </w:p>
@@ -58,6 +61,7 @@
         </w:numPr>
       </w:pPr>
       <w:r>
+        <w:rPr/>
         <w:t>Pick one role card: documents and alternate formats; course content and faculty coaching; or compliance and procurement.</w:t>
       </w:r>
     </w:p>
@@ -70,6 +74,7 @@
         </w:numPr>
       </w:pPr>
       <w:r>
+        <w:rPr/>
         <w:t>Think of one real problem from your job. Nothing private: no student names, records or accommodation details.</w:t>
       </w:r>
     </w:p>
@@ -90,6 +95,7 @@
         </w:numPr>
       </w:pPr>
       <w:r>
+        <w:rPr/>
         <w:t>On letitglow.app/ahg/assistant, under "Block 2: design your agent", press the Copy button.</w:t>
       </w:r>
     </w:p>
@@ -102,6 +108,7 @@
         </w:numPr>
       </w:pPr>
       <w:r>
+        <w:rPr/>
         <w:t>Switch to your assistant's tab with Control+Tab, move to the message box, paste with Control+V on Windows or Command+V on a Mac, and press Enter.</w:t>
       </w:r>
     </w:p>
@@ -114,6 +121,7 @@
         </w:numPr>
       </w:pPr>
       <w:r>
+        <w:rPr/>
         <w:t>Answer your assistant's questions one at a time: your role card and problem, then role, task, trusted guidance, output format, an example of a good answer and human review, then your name and institution. Borrow from the example whenever you like.</w:t>
       </w:r>
     </w:p>
@@ -126,6 +134,7 @@
         </w:numPr>
       </w:pPr>
       <w:r>
+        <w:rPr/>
         <w:t>Your assistant gives your agent back in a box with a Copy button. Press that Copy button.</w:t>
       </w:r>
     </w:p>
@@ -138,6 +147,7 @@
         </w:numPr>
       </w:pPr>
       <w:r>
+        <w:rPr/>
         <w:t>Open letitglow.app/ahg/share in a new tab. Paste your agent into "Your agent, as text", then press "Download as SKILL.md". Your browser saves it, usually in your Downloads folder. Do not share it yet.</w:t>
       </w:r>
     </w:p>
@@ -158,6 +168,7 @@
         </w:numPr>
       </w:pPr>
       <w:r>
+        <w:rPr/>
         <w:t>Open Copilot Chat: Control+Alt+I on Windows, or Control+Command+I on a Mac.</w:t>
       </w:r>
     </w:p>
@@ -170,6 +181,7 @@
         </w:numPr>
       </w:pPr>
       <w:r>
+        <w:rPr/>
         <w:t>Type /design-my-agent and press Enter.</w:t>
       </w:r>
     </w:p>
@@ -182,6 +194,7 @@
         </w:numPr>
       </w:pPr>
       <w:r>
+        <w:rPr/>
         <w:t>Answer Copilot's questions one at a time: role, task, trusted guidance, output format, an example of a good answer, human review. Borrow from the example whenever you like.</w:t>
       </w:r>
     </w:p>
@@ -194,6 +207,7 @@
         </w:numPr>
       </w:pPr>
       <w:r>
+        <w:rPr/>
         <w:t>Copilot writes your answers into my-agent/SKILL.md and reads the file back to you. If it asks before it changes the file, allow it.</w:t>
       </w:r>
     </w:p>
@@ -206,6 +220,7 @@
         </w:numPr>
       </w:pPr>
       <w:r>
+        <w:rPr/>
         <w:t>Optional: open my-agent/SKILL.md to read it yourself. Press Control+P on Windows or Command+P on a Mac, type SKILL, and choose my-agent.</w:t>
       </w:r>
     </w:p>
@@ -219,11 +234,13 @@
     </w:p>
     <w:p>
       <w:r>
+        <w:rPr/>
         <w:t>Your assistant or Copilot tells you one specific thing your agent does well.</w:t>
       </w:r>
     </w:p>
     <w:p>
       <w:r>
+        <w:rPr/>
         <w:t>To see a finished example first, open examples/maria-alternate-format-planner.md, or the same file at letitglow.app/ahg/kit.</w:t>
       </w:r>
     </w:p>
@@ -237,11 +254,13 @@
     </w:p>
     <w:p>
       <w:r>
+        <w:rPr/>
         <w:t>Start from a ready-made agent. At letitglow.app/ahg/kit, under Ready-made agents, open the one nearest your card and press "Copy this file's text". In a browser, paste it into your assistant as your agent. In VS Code, paste it over my-agent/SKILL.md. Then change the author line to your name. That is a real agent, and it is yours now.</w:t>
       </w:r>
     </w:p>
     <w:p>
       <w:r>
+        <w:rPr/>
         <w:t>Raise a hand at any time. A helper comes to you.</w:t>
       </w:r>
     </w:p>
@@ -255,6 +274,7 @@
     </w:p>
     <w:p>
       <w:r>
+        <w:rPr/>
         <w:t>Your agent exists. You wrote it in plain English, and it follows the same format as the open-source Accessibility Agents project.</w:t>
       </w:r>
     </w:p>
@@ -268,6 +288,7 @@
     </w:p>
     <w:p>
       <w:r>
+        <w:rPr/>
         <w:t>Writing an agent works in any AI assistant your campus allows: paste the five parts in as instructions.</w:t>
       </w:r>
     </w:p>

--- a/docs/ahg-2026/kit/step-cards/2-design-your-agent.docx
+++ b/docs/ahg-2026/kit/step-cards/2-design-your-agent.docx
@@ -195,7 +195,7 @@
       </w:pPr>
       <w:r>
         <w:rPr/>
-        <w:t>Answer Copilot's questions one at a time: role, task, trusted guidance, output format, an example of a good answer, human review. Borrow from the example whenever you like.</w:t>
+        <w:t>Answer Copilot's questions one at a time: your role card and problem, then role, task, trusted guidance, output format, an example of a good answer and human review, then your name and institution. Borrow from the example whenever you like.</w:t>
       </w:r>
     </w:p>
     <w:p>
@@ -289,7 +289,34 @@
     <w:p>
       <w:r>
         <w:rPr/>
-        <w:t>Writing an agent works in any AI assistant your campus allows: paste the five parts in as instructions.</w:t>
+        <w:t>Writing an agent works in any AI assistant your campus allows: paste the whole agent file in as its instructions.</w:t>
+      </w:r>
+    </w:p>
+    <w:p>
+      <w:pPr>
+        <w:pStyle w:val="Heading2"/>
+      </w:pPr>
+      <w:r>
+        <w:t>Sources</w:t>
+      </w:r>
+    </w:p>
+    <w:p>
+      <w:r>
+        <w:rPr/>
+        <w:t xml:space="preserve">Checked on 29 October 2026: the keys on this card are in the kit's README, with their sources. The standard every agent cites is </w:t>
+      </w:r>
+      <w:hyperlink r:id="rId10">
+        <w:r>
+          <w:rPr>
+            <w:rStyle w:val="Hyperlink"/>
+            <w:u w:val="single"/>
+          </w:rPr>
+          <w:t xml:space="preserve">WCAG 2.2</w:t>
+        </w:r>
+      </w:hyperlink>
+      <w:r>
+        <w:rPr/>
+        <w:t>.</w:t>
       </w:r>
     </w:p>
     <w:sectPr>

--- a/docs/ahg-2026/kit/step-cards/2-design-your-agent.docx
+++ b/docs/ahg-2026/kit/step-cards/2-design-your-agent.docx
@@ -12,6 +12,7 @@
     </w:p>
     <w:p>
       <w:r>
+        <w:rPr/>
         <w:t>Block 2 of 7, 10:50 to 11:40.</w:t>
       </w:r>
     </w:p>
@@ -25,6 +26,7 @@
     </w:p>
     <w:p>
       <w:r>
+        <w:rPr/>
         <w:t>Step 2 of 7: your agent, as six plain-English answers.</w:t>
       </w:r>
     </w:p>
@@ -38,6 +40,7 @@
     </w:p>
     <w:p>
       <w:r>
+        <w:rPr/>
         <w:t>Your own agent, with your answers in it and your name on it: the file SKILL.md.</w:t>
       </w:r>
     </w:p>
@@ -58,6 +61,7 @@
         </w:numPr>
       </w:pPr>
       <w:r>
+        <w:rPr/>
         <w:t>Pick one role card: documents and alternate formats; course content and faculty coaching; or compliance and procurement.</w:t>
       </w:r>
     </w:p>
@@ -70,6 +74,7 @@
         </w:numPr>
       </w:pPr>
       <w:r>
+        <w:rPr/>
         <w:t>Think of one real problem from your job. Nothing private: no student names, records or accommodation details.</w:t>
       </w:r>
     </w:p>
@@ -90,6 +95,7 @@
         </w:numPr>
       </w:pPr>
       <w:r>
+        <w:rPr/>
         <w:t>On letitglow.app/ahg/assistant, under "Block 2: design your agent", press the Copy button.</w:t>
       </w:r>
     </w:p>
@@ -102,6 +108,7 @@
         </w:numPr>
       </w:pPr>
       <w:r>
+        <w:rPr/>
         <w:t>Switch to your assistant's tab with Control+Tab, move to the message box, paste with Control+V on Windows or Command+V on a Mac, and press Enter.</w:t>
       </w:r>
     </w:p>
@@ -114,6 +121,7 @@
         </w:numPr>
       </w:pPr>
       <w:r>
+        <w:rPr/>
         <w:t>Answer your assistant's questions one at a time: your role card and problem, then role, task, trusted guidance, output format, an example of a good answer and human review, then your name and institution. Borrow from the example whenever you like.</w:t>
       </w:r>
     </w:p>
@@ -126,6 +134,7 @@
         </w:numPr>
       </w:pPr>
       <w:r>
+        <w:rPr/>
         <w:t>Your assistant gives your agent back in a box with a Copy button. Press that Copy button.</w:t>
       </w:r>
     </w:p>
@@ -138,6 +147,7 @@
         </w:numPr>
       </w:pPr>
       <w:r>
+        <w:rPr/>
         <w:t>Open letitglow.app/ahg/share in a new tab. Paste your agent into "Your agent, as text", then press "Download as SKILL.md". Your browser saves it, usually in your Downloads folder. Do not share it yet.</w:t>
       </w:r>
     </w:p>
@@ -158,6 +168,7 @@
         </w:numPr>
       </w:pPr>
       <w:r>
+        <w:rPr/>
         <w:t>Open Copilot Chat: Control+Alt+I on Windows, or Control+Command+I on a Mac.</w:t>
       </w:r>
     </w:p>
@@ -170,6 +181,7 @@
         </w:numPr>
       </w:pPr>
       <w:r>
+        <w:rPr/>
         <w:t>Type /design-my-agent and press Enter.</w:t>
       </w:r>
     </w:p>
@@ -182,7 +194,8 @@
         </w:numPr>
       </w:pPr>
       <w:r>
-        <w:t>Answer Copilot's questions one at a time: role, task, trusted guidance, output format, an example of a good answer, human review. Borrow from the example whenever you like.</w:t>
+        <w:rPr/>
+        <w:t>Answer Copilot's questions one at a time: your role card and problem, then role, task, trusted guidance, output format, an example of a good answer and human review, then your name and institution. Borrow from the example whenever you like.</w:t>
       </w:r>
     </w:p>
     <w:p>
@@ -194,6 +207,7 @@
         </w:numPr>
       </w:pPr>
       <w:r>
+        <w:rPr/>
         <w:t>Copilot writes your answers into my-agent/SKILL.md and reads the file back to you. If it asks before it changes the file, allow it.</w:t>
       </w:r>
     </w:p>
@@ -206,6 +220,7 @@
         </w:numPr>
       </w:pPr>
       <w:r>
+        <w:rPr/>
         <w:t>Optional: open my-agent/SKILL.md to read it yourself. Press Control+P on Windows or Command+P on a Mac, type SKILL, and choose my-agent.</w:t>
       </w:r>
     </w:p>
@@ -219,11 +234,13 @@
     </w:p>
     <w:p>
       <w:r>
+        <w:rPr/>
         <w:t>Your assistant or Copilot tells you one specific thing your agent does well.</w:t>
       </w:r>
     </w:p>
     <w:p>
       <w:r>
+        <w:rPr/>
         <w:t>To see a finished example first, open examples/maria-alternate-format-planner.md, or the same file at letitglow.app/ahg/kit.</w:t>
       </w:r>
     </w:p>
@@ -237,11 +254,13 @@
     </w:p>
     <w:p>
       <w:r>
+        <w:rPr/>
         <w:t>Start from a ready-made agent. At letitglow.app/ahg/kit, under Ready-made agents, open the one nearest your card and press "Copy this file's text". In a browser, paste it into your assistant as your agent. In VS Code, paste it over my-agent/SKILL.md. Then change the author line to your name. That is a real agent, and it is yours now.</w:t>
       </w:r>
     </w:p>
     <w:p>
       <w:r>
+        <w:rPr/>
         <w:t>Raise a hand at any time. A helper comes to you.</w:t>
       </w:r>
     </w:p>
@@ -255,6 +274,7 @@
     </w:p>
     <w:p>
       <w:r>
+        <w:rPr/>
         <w:t>Your agent exists. You wrote it in plain English, and it follows the same format as the open-source Accessibility Agents project.</w:t>
       </w:r>
     </w:p>
@@ -268,7 +288,35 @@
     </w:p>
     <w:p>
       <w:r>
-        <w:t>Writing an agent works in any AI assistant your campus allows: paste the five parts in as instructions.</w:t>
+        <w:rPr/>
+        <w:t>Writing an agent works in any AI assistant your campus allows: paste the whole agent file in as its instructions.</w:t>
+      </w:r>
+    </w:p>
+    <w:p>
+      <w:pPr>
+        <w:pStyle w:val="Heading2"/>
+      </w:pPr>
+      <w:r>
+        <w:t>Sources</w:t>
+      </w:r>
+    </w:p>
+    <w:p>
+      <w:r>
+        <w:rPr/>
+        <w:t xml:space="preserve">Checked on 29 October 2026: the keys on this card are in the kit's README, with their sources. The standard every agent cites is </w:t>
+      </w:r>
+      <w:hyperlink r:id="rId10">
+        <w:r>
+          <w:rPr>
+            <w:rStyle w:val="Hyperlink"/>
+            <w:u w:val="single"/>
+          </w:rPr>
+          <w:t xml:space="preserve">WCAG 2.2</w:t>
+        </w:r>
+      </w:hyperlink>
+      <w:r>
+        <w:rPr/>
+        <w:t>.</w:t>
       </w:r>
     </w:p>
     <w:sectPr>
